--- a/docs/电梯数字孪生-后台服务规划-v1.0-20260724.docx
+++ b/docs/电梯数字孪生-后台服务规划-v1.0-20260724.docx
@@ -972,8 +972,8 @@
         </w:tblBorders>
       </w:tblPr>
       <w:tblGrid>
-        <w:gridCol w:w="748"/>
-        <w:gridCol w:w="8612"/>
+        <w:gridCol w:w="977"/>
+        <w:gridCol w:w="8383"/>
       </w:tblGrid>
       <w:tr>
         <w:trPr>
@@ -981,7 +981,7 @@
         </w:trPr>
         <w:tc>
           <w:tcPr>
-            <w:tcW w:type="dxa" w:w="748"/>
+            <w:tcW w:type="dxa" w:w="977"/>
             <w:tcBorders>
               <w:top w:val="single" w:color="BBBBBB" w:sz="1"/>
               <w:left w:val="single" w:color="BBBBBB" w:sz="1"/>
@@ -1008,7 +1008,7 @@
         </w:tc>
         <w:tc>
           <w:tcPr>
-            <w:tcW w:type="dxa" w:w="8612"/>
+            <w:tcW w:type="dxa" w:w="8383"/>
             <w:tcBorders>
               <w:top w:val="single" w:color="BBBBBB" w:sz="1"/>
               <w:left w:val="single" w:color="BBBBBB" w:sz="1"/>
@@ -1040,7 +1040,7 @@
         </w:trPr>
         <w:tc>
           <w:tcPr>
-            <w:tcW w:type="dxa" w:w="748"/>
+            <w:tcW w:type="dxa" w:w="977"/>
             <w:tcBorders>
               <w:top w:val="single" w:color="BBBBBB" w:sz="1"/>
               <w:left w:val="single" w:color="BBBBBB" w:sz="1"/>
@@ -1062,7 +1062,7 @@
         </w:tc>
         <w:tc>
           <w:tcPr>
-            <w:tcW w:type="dxa" w:w="8612"/>
+            <w:tcW w:type="dxa" w:w="8383"/>
             <w:tcBorders>
               <w:top w:val="single" w:color="BBBBBB" w:sz="1"/>
               <w:left w:val="single" w:color="BBBBBB" w:sz="1"/>
@@ -1089,7 +1089,7 @@
         </w:trPr>
         <w:tc>
           <w:tcPr>
-            <w:tcW w:type="dxa" w:w="748"/>
+            <w:tcW w:type="dxa" w:w="977"/>
             <w:tcBorders>
               <w:top w:val="single" w:color="BBBBBB" w:sz="1"/>
               <w:left w:val="single" w:color="BBBBBB" w:sz="1"/>
@@ -1111,7 +1111,7 @@
         </w:tc>
         <w:tc>
           <w:tcPr>
-            <w:tcW w:type="dxa" w:w="8612"/>
+            <w:tcW w:type="dxa" w:w="8383"/>
             <w:tcBorders>
               <w:top w:val="single" w:color="BBBBBB" w:sz="1"/>
               <w:left w:val="single" w:color="BBBBBB" w:sz="1"/>
@@ -1138,7 +1138,7 @@
         </w:trPr>
         <w:tc>
           <w:tcPr>
-            <w:tcW w:type="dxa" w:w="748"/>
+            <w:tcW w:type="dxa" w:w="977"/>
             <w:tcBorders>
               <w:top w:val="single" w:color="BBBBBB" w:sz="1"/>
               <w:left w:val="single" w:color="BBBBBB" w:sz="1"/>
@@ -1164,7 +1164,7 @@
         </w:tc>
         <w:tc>
           <w:tcPr>
-            <w:tcW w:type="dxa" w:w="8612"/>
+            <w:tcW w:type="dxa" w:w="8383"/>
             <w:tcBorders>
               <w:top w:val="single" w:color="BBBBBB" w:sz="1"/>
               <w:left w:val="single" w:color="BBBBBB" w:sz="1"/>
@@ -1198,7 +1198,7 @@
         </w:trPr>
         <w:tc>
           <w:tcPr>
-            <w:tcW w:type="dxa" w:w="748"/>
+            <w:tcW w:type="dxa" w:w="977"/>
             <w:tcBorders>
               <w:top w:val="single" w:color="BBBBBB" w:sz="1"/>
               <w:left w:val="single" w:color="BBBBBB" w:sz="1"/>
@@ -1220,7 +1220,7 @@
         </w:tc>
         <w:tc>
           <w:tcPr>
-            <w:tcW w:type="dxa" w:w="8612"/>
+            <w:tcW w:type="dxa" w:w="8383"/>
             <w:tcBorders>
               <w:top w:val="single" w:color="BBBBBB" w:sz="1"/>
               <w:left w:val="single" w:color="BBBBBB" w:sz="1"/>
@@ -1247,7 +1247,7 @@
         </w:trPr>
         <w:tc>
           <w:tcPr>
-            <w:tcW w:type="dxa" w:w="748"/>
+            <w:tcW w:type="dxa" w:w="977"/>
             <w:tcBorders>
               <w:top w:val="single" w:color="BBBBBB" w:sz="1"/>
               <w:left w:val="single" w:color="BBBBBB" w:sz="1"/>
@@ -1273,7 +1273,7 @@
         </w:tc>
         <w:tc>
           <w:tcPr>
-            <w:tcW w:type="dxa" w:w="8612"/>
+            <w:tcW w:type="dxa" w:w="8383"/>
             <w:tcBorders>
               <w:top w:val="single" w:color="BBBBBB" w:sz="1"/>
               <w:left w:val="single" w:color="BBBBBB" w:sz="1"/>
@@ -1310,7 +1310,7 @@
         </w:trPr>
         <w:tc>
           <w:tcPr>
-            <w:tcW w:type="dxa" w:w="748"/>
+            <w:tcW w:type="dxa" w:w="977"/>
             <w:tcBorders>
               <w:top w:val="single" w:color="BBBBBB" w:sz="1"/>
               <w:left w:val="single" w:color="BBBBBB" w:sz="1"/>
@@ -1332,7 +1332,7 @@
         </w:tc>
         <w:tc>
           <w:tcPr>
-            <w:tcW w:type="dxa" w:w="8612"/>
+            <w:tcW w:type="dxa" w:w="8383"/>
             <w:tcBorders>
               <w:top w:val="single" w:color="BBBBBB" w:sz="1"/>
               <w:left w:val="single" w:color="BBBBBB" w:sz="1"/>
@@ -1359,7 +1359,7 @@
         </w:trPr>
         <w:tc>
           <w:tcPr>
-            <w:tcW w:type="dxa" w:w="748"/>
+            <w:tcW w:type="dxa" w:w="977"/>
             <w:tcBorders>
               <w:top w:val="single" w:color="BBBBBB" w:sz="1"/>
               <w:left w:val="single" w:color="BBBBBB" w:sz="1"/>
@@ -1381,7 +1381,7 @@
         </w:tc>
         <w:tc>
           <w:tcPr>
-            <w:tcW w:type="dxa" w:w="8612"/>
+            <w:tcW w:type="dxa" w:w="8383"/>
             <w:tcBorders>
               <w:top w:val="single" w:color="BBBBBB" w:sz="1"/>
               <w:left w:val="single" w:color="BBBBBB" w:sz="1"/>
@@ -1398,6 +1398,114 @@
           <w:p>
             <w:r>
               <w:t xml:space="preserve">cocreate = Node+PM2:3300；travel = PM2:3500 —— 本服务照此范式</w:t>
+            </w:r>
+          </w:p>
+        </w:tc>
+      </w:tr>
+      <w:tr>
+        <w:trPr>
+          <w:tblHeader w:val="false"/>
+        </w:trPr>
+        <w:tc>
+          <w:tcPr>
+            <w:tcW w:type="dxa" w:w="977"/>
+            <w:tcBorders>
+              <w:top w:val="single" w:color="BBBBBB" w:sz="1"/>
+              <w:left w:val="single" w:color="BBBBBB" w:sz="1"/>
+              <w:bottom w:val="single" w:color="BBBBBB" w:sz="1"/>
+              <w:right w:val="single" w:color="BBBBBB" w:sz="1"/>
+            </w:tcBorders>
+            <w:tcMar>
+              <w:top w:type="dxa" w:w="60"/>
+              <w:left w:type="dxa" w:w="100"/>
+              <w:bottom w:type="dxa" w:w="60"/>
+              <w:right w:type="dxa" w:w="100"/>
+            </w:tcMar>
+          </w:tcPr>
+          <w:p>
+            <w:r>
+              <w:t xml:space="preserve">Node 版本</w:t>
+            </w:r>
+          </w:p>
+        </w:tc>
+        <w:tc>
+          <w:tcPr>
+            <w:tcW w:type="dxa" w:w="8383"/>
+            <w:tcBorders>
+              <w:top w:val="single" w:color="BBBBBB" w:sz="1"/>
+              <w:left w:val="single" w:color="BBBBBB" w:sz="1"/>
+              <w:bottom w:val="single" w:color="BBBBBB" w:sz="1"/>
+              <w:right w:val="single" w:color="BBBBBB" w:sz="1"/>
+            </w:tcBorders>
+            <w:tcMar>
+              <w:top w:type="dxa" w:w="60"/>
+              <w:left w:type="dxa" w:w="100"/>
+              <w:bottom w:type="dxa" w:w="60"/>
+              <w:right w:type="dxa" w:w="100"/>
+            </w:tcMar>
+          </w:tcPr>
+          <w:p>
+            <w:r>
+              <w:t xml:space="preserve">服务器 v22.22.2，`node:sqlite` 实测可用（带 experimental 警告）</w:t>
+            </w:r>
+          </w:p>
+        </w:tc>
+      </w:tr>
+      <w:tr>
+        <w:trPr>
+          <w:tblHeader w:val="false"/>
+        </w:trPr>
+        <w:tc>
+          <w:tcPr>
+            <w:tcW w:type="dxa" w:w="977"/>
+            <w:tcBorders>
+              <w:top w:val="single" w:color="BBBBBB" w:sz="1"/>
+              <w:left w:val="single" w:color="BBBBBB" w:sz="1"/>
+              <w:bottom w:val="single" w:color="BBBBBB" w:sz="1"/>
+              <w:right w:val="single" w:color="BBBBBB" w:sz="1"/>
+            </w:tcBorders>
+            <w:tcMar>
+              <w:top w:type="dxa" w:w="60"/>
+              <w:left w:type="dxa" w:w="100"/>
+              <w:bottom w:type="dxa" w:w="60"/>
+              <w:right w:type="dxa" w:w="100"/>
+            </w:tcMar>
+          </w:tcPr>
+          <w:p>
+            <w:r>
+              <w:t xml:space="preserve">依赖策略</w:t>
+            </w:r>
+          </w:p>
+        </w:tc>
+        <w:tc>
+          <w:tcPr>
+            <w:tcW w:type="dxa" w:w="8383"/>
+            <w:tcBorders>
+              <w:top w:val="single" w:color="BBBBBB" w:sz="1"/>
+              <w:left w:val="single" w:color="BBBBBB" w:sz="1"/>
+              <w:bottom w:val="single" w:color="BBBBBB" w:sz="1"/>
+              <w:right w:val="single" w:color="BBBBBB" w:sz="1"/>
+            </w:tcBorders>
+            <w:tcMar>
+              <w:top w:type="dxa" w:w="60"/>
+              <w:left w:type="dxa" w:w="100"/>
+              <w:bottom w:type="dxa" w:w="60"/>
+              <w:right w:type="dxa" w:w="100"/>
+            </w:tcMar>
+          </w:tcPr>
+          <w:p>
+            <w:r>
+              <w:t xml:space="preserve">由此确定</w:t>
+            </w:r>
+            <w:r>
+              <w:rPr>
+                <w:b/>
+                <w:bCs/>
+              </w:rPr>
+              <w:t xml:space="preserve">零 npm 依赖</w:t>
+            </w:r>
+            <w:r>
+              <w:t xml:space="preserve">：node:http + node:sqlite，部署即 scp 单文件</w:t>
             </w:r>
           </w:p>
         </w:tc>
@@ -1452,8 +1560,8 @@
       </w:tblPr>
       <w:tblGrid>
         <w:gridCol w:w="748"/>
-        <w:gridCol w:w="2766"/>
-        <w:gridCol w:w="5846"/>
+        <w:gridCol w:w="3126"/>
+        <w:gridCol w:w="5486"/>
       </w:tblGrid>
       <w:tr>
         <w:trPr>
@@ -1488,7 +1596,7 @@
         </w:tc>
         <w:tc>
           <w:tcPr>
-            <w:tcW w:type="dxa" w:w="2766"/>
+            <w:tcW w:type="dxa" w:w="3126"/>
             <w:tcBorders>
               <w:top w:val="single" w:color="BBBBBB" w:sz="1"/>
               <w:left w:val="single" w:color="BBBBBB" w:sz="1"/>
@@ -1515,7 +1623,7 @@
         </w:tc>
         <w:tc>
           <w:tcPr>
-            <w:tcW w:type="dxa" w:w="5846"/>
+            <w:tcW w:type="dxa" w:w="5486"/>
             <w:tcBorders>
               <w:top w:val="single" w:color="BBBBBB" w:sz="1"/>
               <w:left w:val="single" w:color="BBBBBB" w:sz="1"/>
@@ -1569,45 +1677,52 @@
         </w:tc>
         <w:tc>
           <w:tcPr>
-            <w:tcW w:type="dxa" w:w="2766"/>
-            <w:tcBorders>
-              <w:top w:val="single" w:color="BBBBBB" w:sz="1"/>
-              <w:left w:val="single" w:color="BBBBBB" w:sz="1"/>
-              <w:bottom w:val="single" w:color="BBBBBB" w:sz="1"/>
-              <w:right w:val="single" w:color="BBBBBB" w:sz="1"/>
-            </w:tcBorders>
-            <w:tcMar>
-              <w:top w:type="dxa" w:w="60"/>
-              <w:left w:type="dxa" w:w="100"/>
-              <w:bottom w:type="dxa" w:w="60"/>
-              <w:right w:type="dxa" w:w="100"/>
-            </w:tcMar>
-          </w:tcPr>
-          <w:p>
-            <w:r>
-              <w:t xml:space="preserve">Node 20 + Express</w:t>
-            </w:r>
-          </w:p>
-        </w:tc>
-        <w:tc>
-          <w:tcPr>
-            <w:tcW w:type="dxa" w:w="5846"/>
-            <w:tcBorders>
-              <w:top w:val="single" w:color="BBBBBB" w:sz="1"/>
-              <w:left w:val="single" w:color="BBBBBB" w:sz="1"/>
-              <w:bottom w:val="single" w:color="BBBBBB" w:sz="1"/>
-              <w:right w:val="single" w:color="BBBBBB" w:sz="1"/>
-            </w:tcBorders>
-            <w:tcMar>
-              <w:top w:type="dxa" w:w="60"/>
-              <w:left w:type="dxa" w:w="100"/>
-              <w:bottom w:type="dxa" w:w="60"/>
-              <w:right w:type="dxa" w:w="100"/>
-            </w:tcMar>
-          </w:tcPr>
-          <w:p>
-            <w:r>
-              <w:t xml:space="preserve">与站内 cocreate/invite-api 同栈，运维一致</w:t>
+            <w:tcW w:type="dxa" w:w="3126"/>
+            <w:tcBorders>
+              <w:top w:val="single" w:color="BBBBBB" w:sz="1"/>
+              <w:left w:val="single" w:color="BBBBBB" w:sz="1"/>
+              <w:bottom w:val="single" w:color="BBBBBB" w:sz="1"/>
+              <w:right w:val="single" w:color="BBBBBB" w:sz="1"/>
+            </w:tcBorders>
+            <w:tcMar>
+              <w:top w:type="dxa" w:w="60"/>
+              <w:left w:type="dxa" w:w="100"/>
+              <w:bottom w:type="dxa" w:w="60"/>
+              <w:right w:type="dxa" w:w="100"/>
+            </w:tcMar>
+          </w:tcPr>
+          <w:p>
+            <w:r>
+              <w:t xml:space="preserve">Node 22（服务器实测版本）+ </w:t>
+            </w:r>
+            <w:r>
+              <w:rPr>
+                <w:b/>
+                <w:bCs/>
+              </w:rPr>
+              <w:t xml:space="preserve">node:http，零依赖</w:t>
+            </w:r>
+          </w:p>
+        </w:tc>
+        <w:tc>
+          <w:tcPr>
+            <w:tcW w:type="dxa" w:w="5486"/>
+            <w:tcBorders>
+              <w:top w:val="single" w:color="BBBBBB" w:sz="1"/>
+              <w:left w:val="single" w:color="BBBBBB" w:sz="1"/>
+              <w:bottom w:val="single" w:color="BBBBBB" w:sz="1"/>
+              <w:right w:val="single" w:color="BBBBBB" w:sz="1"/>
+            </w:tcBorders>
+            <w:tcMar>
+              <w:top w:type="dxa" w:w="60"/>
+              <w:left w:type="dxa" w:w="100"/>
+              <w:bottom w:type="dxa" w:w="60"/>
+              <w:right w:type="dxa" w:w="100"/>
+            </w:tcMar>
+          </w:tcPr>
+          <w:p>
+            <w:r>
+              <w:t xml:space="preserve">端点仅 8 个，Express 带来的收益不抵一份 node_modules 的运维负担；部署退化为"scp 单文件"，与前端发布范式一致</w:t>
             </w:r>
           </w:p>
         </w:tc>
@@ -1640,45 +1755,52 @@
         </w:tc>
         <w:tc>
           <w:tcPr>
-            <w:tcW w:type="dxa" w:w="2766"/>
-            <w:tcBorders>
-              <w:top w:val="single" w:color="BBBBBB" w:sz="1"/>
-              <w:left w:val="single" w:color="BBBBBB" w:sz="1"/>
-              <w:bottom w:val="single" w:color="BBBBBB" w:sz="1"/>
-              <w:right w:val="single" w:color="BBBBBB" w:sz="1"/>
-            </w:tcBorders>
-            <w:tcMar>
-              <w:top w:type="dxa" w:w="60"/>
-              <w:left w:type="dxa" w:w="100"/>
-              <w:bottom w:type="dxa" w:w="60"/>
-              <w:right w:type="dxa" w:w="100"/>
-            </w:tcMar>
-          </w:tcPr>
-          <w:p>
-            <w:r>
-              <w:t xml:space="preserve">SQLite（better-sqlite3）</w:t>
-            </w:r>
-          </w:p>
-        </w:tc>
-        <w:tc>
-          <w:tcPr>
-            <w:tcW w:type="dxa" w:w="5846"/>
-            <w:tcBorders>
-              <w:top w:val="single" w:color="BBBBBB" w:sz="1"/>
-              <w:left w:val="single" w:color="BBBBBB" w:sz="1"/>
-              <w:bottom w:val="single" w:color="BBBBBB" w:sz="1"/>
-              <w:right w:val="single" w:color="BBBBBB" w:sz="1"/>
-            </w:tcBorders>
-            <w:tcMar>
-              <w:top w:type="dxa" w:w="60"/>
-              <w:left w:type="dxa" w:w="100"/>
-              <w:bottom w:type="dxa" w:w="60"/>
-              <w:right w:type="dxa" w:w="100"/>
-            </w:tcMar>
-          </w:tcPr>
-          <w:p>
-            <w:r>
-              <w:t xml:space="preserve">单文件零运维；数据量级为万级运行记录，无需 PG；cocreate 的 Prisma+DB 属过度设计</w:t>
+            <w:tcW w:type="dxa" w:w="3126"/>
+            <w:tcBorders>
+              <w:top w:val="single" w:color="BBBBBB" w:sz="1"/>
+              <w:left w:val="single" w:color="BBBBBB" w:sz="1"/>
+              <w:bottom w:val="single" w:color="BBBBBB" w:sz="1"/>
+              <w:right w:val="single" w:color="BBBBBB" w:sz="1"/>
+            </w:tcBorders>
+            <w:tcMar>
+              <w:top w:type="dxa" w:w="60"/>
+              <w:left w:type="dxa" w:w="100"/>
+              <w:bottom w:type="dxa" w:w="60"/>
+              <w:right w:type="dxa" w:w="100"/>
+            </w:tcMar>
+          </w:tcPr>
+          <w:p>
+            <w:r>
+              <w:rPr>
+                <w:b/>
+                <w:bCs/>
+              </w:rPr>
+              <w:t xml:space="preserve">node:sqlite 内置模块</w:t>
+            </w:r>
+            <w:r>
+              <w:t xml:space="preserve">（非 better-sqlite3）</w:t>
+            </w:r>
+          </w:p>
+        </w:tc>
+        <w:tc>
+          <w:tcPr>
+            <w:tcW w:type="dxa" w:w="5486"/>
+            <w:tcBorders>
+              <w:top w:val="single" w:color="BBBBBB" w:sz="1"/>
+              <w:left w:val="single" w:color="BBBBBB" w:sz="1"/>
+              <w:bottom w:val="single" w:color="BBBBBB" w:sz="1"/>
+              <w:right w:val="single" w:color="BBBBBB" w:sz="1"/>
+            </w:tcBorders>
+            <w:tcMar>
+              <w:top w:type="dxa" w:w="60"/>
+              <w:left w:type="dxa" w:w="100"/>
+              <w:bottom w:type="dxa" w:w="60"/>
+              <w:right w:type="dxa" w:w="100"/>
+            </w:tcMar>
+          </w:tcPr>
+          <w:p>
+            <w:r>
+              <w:t xml:space="preserve">服务器实测 Node 22 已内置且可用，免去原生编译工具链；代价是该 API 标记 experimental，需锁 Node 大版本并在升级前回归</w:t>
             </w:r>
           </w:p>
         </w:tc>
@@ -1711,7 +1833,7 @@
         </w:tc>
         <w:tc>
           <w:tcPr>
-            <w:tcW w:type="dxa" w:w="2766"/>
+            <w:tcW w:type="dxa" w:w="3126"/>
             <w:tcBorders>
               <w:top w:val="single" w:color="BBBBBB" w:sz="1"/>
               <w:left w:val="single" w:color="BBBBBB" w:sz="1"/>
@@ -1733,7 +1855,7 @@
         </w:tc>
         <w:tc>
           <w:tcPr>
-            <w:tcW w:type="dxa" w:w="5846"/>
+            <w:tcW w:type="dxa" w:w="5486"/>
             <w:tcBorders>
               <w:top w:val="single" w:color="BBBBBB" w:sz="1"/>
               <w:left w:val="single" w:color="BBBBBB" w:sz="1"/>
@@ -1782,7 +1904,7 @@
         </w:tc>
         <w:tc>
           <w:tcPr>
-            <w:tcW w:type="dxa" w:w="2766"/>
+            <w:tcW w:type="dxa" w:w="3126"/>
             <w:tcBorders>
               <w:top w:val="single" w:color="BBBBBB" w:sz="1"/>
               <w:left w:val="single" w:color="BBBBBB" w:sz="1"/>
@@ -1804,7 +1926,7 @@
         </w:tc>
         <w:tc>
           <w:tcPr>
-            <w:tcW w:type="dxa" w:w="5846"/>
+            <w:tcW w:type="dxa" w:w="5486"/>
             <w:tcBorders>
               <w:top w:val="single" w:color="BBBBBB" w:sz="1"/>
               <w:left w:val="single" w:color="BBBBBB" w:sz="1"/>
@@ -1860,7 +1982,7 @@
         </w:tc>
         <w:tc>
           <w:tcPr>
-            <w:tcW w:type="dxa" w:w="2766"/>
+            <w:tcW w:type="dxa" w:w="3126"/>
             <w:tcBorders>
               <w:top w:val="single" w:color="BBBBBB" w:sz="1"/>
               <w:left w:val="single" w:color="BBBBBB" w:sz="1"/>
@@ -1882,7 +2004,7 @@
         </w:tc>
         <w:tc>
           <w:tcPr>
-            <w:tcW w:type="dxa" w:w="5846"/>
+            <w:tcW w:type="dxa" w:w="5486"/>
             <w:tcBorders>
               <w:top w:val="single" w:color="BBBBBB" w:sz="1"/>
               <w:left w:val="single" w:color="BBBBBB" w:sz="1"/>
@@ -1931,7 +2053,7 @@
         </w:tc>
         <w:tc>
           <w:tcPr>
-            <w:tcW w:type="dxa" w:w="2766"/>
+            <w:tcW w:type="dxa" w:w="3126"/>
             <w:tcBorders>
               <w:top w:val="single" w:color="BBBBBB" w:sz="1"/>
               <w:left w:val="single" w:color="BBBBBB" w:sz="1"/>
@@ -1953,7 +2075,7 @@
         </w:tc>
         <w:tc>
           <w:tcPr>
-            <w:tcW w:type="dxa" w:w="5846"/>
+            <w:tcW w:type="dxa" w:w="5486"/>
             <w:tcBorders>
               <w:top w:val="single" w:color="BBBBBB" w:sz="1"/>
               <w:left w:val="single" w:color="BBBBBB" w:sz="1"/>
@@ -5135,9 +5257,9 @@
         </w:tblBorders>
       </w:tblPr>
       <w:tblGrid>
-        <w:gridCol w:w="2253"/>
-        <w:gridCol w:w="1906"/>
-        <w:gridCol w:w="5201"/>
+        <w:gridCol w:w="2627"/>
+        <w:gridCol w:w="1806"/>
+        <w:gridCol w:w="4927"/>
       </w:tblGrid>
       <w:tr>
         <w:trPr>
@@ -5145,7 +5267,7 @@
         </w:trPr>
         <w:tc>
           <w:tcPr>
-            <w:tcW w:type="dxa" w:w="2253"/>
+            <w:tcW w:type="dxa" w:w="2627"/>
             <w:tcBorders>
               <w:top w:val="single" w:color="BBBBBB" w:sz="1"/>
               <w:left w:val="single" w:color="BBBBBB" w:sz="1"/>
@@ -5172,7 +5294,7 @@
         </w:tc>
         <w:tc>
           <w:tcPr>
-            <w:tcW w:type="dxa" w:w="1906"/>
+            <w:tcW w:type="dxa" w:w="1806"/>
             <w:tcBorders>
               <w:top w:val="single" w:color="BBBBBB" w:sz="1"/>
               <w:left w:val="single" w:color="BBBBBB" w:sz="1"/>
@@ -5199,7 +5321,7 @@
         </w:tc>
         <w:tc>
           <w:tcPr>
-            <w:tcW w:type="dxa" w:w="5201"/>
+            <w:tcW w:type="dxa" w:w="4927"/>
             <w:tcBorders>
               <w:top w:val="single" w:color="BBBBBB" w:sz="1"/>
               <w:left w:val="single" w:color="BBBBBB" w:sz="1"/>
@@ -5231,7 +5353,7 @@
         </w:trPr>
         <w:tc>
           <w:tcPr>
-            <w:tcW w:type="dxa" w:w="2253"/>
+            <w:tcW w:type="dxa" w:w="2627"/>
             <w:tcBorders>
               <w:top w:val="single" w:color="BBBBBB" w:sz="1"/>
               <w:left w:val="single" w:color="BBBBBB" w:sz="1"/>
@@ -5257,7 +5379,7 @@
         </w:tc>
         <w:tc>
           <w:tcPr>
-            <w:tcW w:type="dxa" w:w="1906"/>
+            <w:tcW w:type="dxa" w:w="1806"/>
             <w:tcBorders>
               <w:top w:val="single" w:color="BBBBBB" w:sz="1"/>
               <w:left w:val="single" w:color="BBBBBB" w:sz="1"/>
@@ -5279,7 +5401,7 @@
         </w:tc>
         <w:tc>
           <w:tcPr>
-            <w:tcW w:type="dxa" w:w="5201"/>
+            <w:tcW w:type="dxa" w:w="4927"/>
             <w:tcBorders>
               <w:top w:val="single" w:color="BBBBBB" w:sz="1"/>
               <w:left w:val="single" w:color="BBBBBB" w:sz="1"/>
@@ -5306,7 +5428,7 @@
         </w:trPr>
         <w:tc>
           <w:tcPr>
-            <w:tcW w:type="dxa" w:w="2253"/>
+            <w:tcW w:type="dxa" w:w="2627"/>
             <w:tcBorders>
               <w:top w:val="single" w:color="BBBBBB" w:sz="1"/>
               <w:left w:val="single" w:color="BBBBBB" w:sz="1"/>
@@ -5328,7 +5450,7 @@
         </w:tc>
         <w:tc>
           <w:tcPr>
-            <w:tcW w:type="dxa" w:w="1906"/>
+            <w:tcW w:type="dxa" w:w="1806"/>
             <w:tcBorders>
               <w:top w:val="single" w:color="BBBBBB" w:sz="1"/>
               <w:left w:val="single" w:color="BBBBBB" w:sz="1"/>
@@ -5350,7 +5472,7 @@
         </w:tc>
         <w:tc>
           <w:tcPr>
-            <w:tcW w:type="dxa" w:w="5201"/>
+            <w:tcW w:type="dxa" w:w="4927"/>
             <w:tcBorders>
               <w:top w:val="single" w:color="BBBBBB" w:sz="1"/>
               <w:left w:val="single" w:color="BBBBBB" w:sz="1"/>
@@ -5377,7 +5499,7 @@
         </w:trPr>
         <w:tc>
           <w:tcPr>
-            <w:tcW w:type="dxa" w:w="2253"/>
+            <w:tcW w:type="dxa" w:w="2627"/>
             <w:tcBorders>
               <w:top w:val="single" w:color="BBBBBB" w:sz="1"/>
               <w:left w:val="single" w:color="BBBBBB" w:sz="1"/>
@@ -5399,7 +5521,7 @@
         </w:tc>
         <w:tc>
           <w:tcPr>
-            <w:tcW w:type="dxa" w:w="1906"/>
+            <w:tcW w:type="dxa" w:w="1806"/>
             <w:tcBorders>
               <w:top w:val="single" w:color="BBBBBB" w:sz="1"/>
               <w:left w:val="single" w:color="BBBBBB" w:sz="1"/>
@@ -5421,7 +5543,7 @@
         </w:tc>
         <w:tc>
           <w:tcPr>
-            <w:tcW w:type="dxa" w:w="5201"/>
+            <w:tcW w:type="dxa" w:w="4927"/>
             <w:tcBorders>
               <w:top w:val="single" w:color="BBBBBB" w:sz="1"/>
               <w:left w:val="single" w:color="BBBBBB" w:sz="1"/>
@@ -5448,7 +5570,7 @@
         </w:trPr>
         <w:tc>
           <w:tcPr>
-            <w:tcW w:type="dxa" w:w="2253"/>
+            <w:tcW w:type="dxa" w:w="2627"/>
             <w:tcBorders>
               <w:top w:val="single" w:color="BBBBBB" w:sz="1"/>
               <w:left w:val="single" w:color="BBBBBB" w:sz="1"/>
@@ -5470,7 +5592,7 @@
         </w:tc>
         <w:tc>
           <w:tcPr>
-            <w:tcW w:type="dxa" w:w="1906"/>
+            <w:tcW w:type="dxa" w:w="1806"/>
             <w:tcBorders>
               <w:top w:val="single" w:color="BBBBBB" w:sz="1"/>
               <w:left w:val="single" w:color="BBBBBB" w:sz="1"/>
@@ -5492,7 +5614,7 @@
         </w:tc>
         <w:tc>
           <w:tcPr>
-            <w:tcW w:type="dxa" w:w="5201"/>
+            <w:tcW w:type="dxa" w:w="4927"/>
             <w:tcBorders>
               <w:top w:val="single" w:color="BBBBBB" w:sz="1"/>
               <w:left w:val="single" w:color="BBBBBB" w:sz="1"/>
@@ -5519,7 +5641,7 @@
         </w:trPr>
         <w:tc>
           <w:tcPr>
-            <w:tcW w:type="dxa" w:w="2253"/>
+            <w:tcW w:type="dxa" w:w="2627"/>
             <w:tcBorders>
               <w:top w:val="single" w:color="BBBBBB" w:sz="1"/>
               <w:left w:val="single" w:color="BBBBBB" w:sz="1"/>
@@ -5541,7 +5663,7 @@
         </w:tc>
         <w:tc>
           <w:tcPr>
-            <w:tcW w:type="dxa" w:w="1906"/>
+            <w:tcW w:type="dxa" w:w="1806"/>
             <w:tcBorders>
               <w:top w:val="single" w:color="BBBBBB" w:sz="1"/>
               <w:left w:val="single" w:color="BBBBBB" w:sz="1"/>
@@ -5563,7 +5685,7 @@
         </w:tc>
         <w:tc>
           <w:tcPr>
-            <w:tcW w:type="dxa" w:w="5201"/>
+            <w:tcW w:type="dxa" w:w="4927"/>
             <w:tcBorders>
               <w:top w:val="single" w:color="BBBBBB" w:sz="1"/>
               <w:left w:val="single" w:color="BBBBBB" w:sz="1"/>
@@ -5590,7 +5712,7 @@
         </w:trPr>
         <w:tc>
           <w:tcPr>
-            <w:tcW w:type="dxa" w:w="2253"/>
+            <w:tcW w:type="dxa" w:w="2627"/>
             <w:tcBorders>
               <w:top w:val="single" w:color="BBBBBB" w:sz="1"/>
               <w:left w:val="single" w:color="BBBBBB" w:sz="1"/>
@@ -5612,7 +5734,7 @@
         </w:tc>
         <w:tc>
           <w:tcPr>
-            <w:tcW w:type="dxa" w:w="1906"/>
+            <w:tcW w:type="dxa" w:w="1806"/>
             <w:tcBorders>
               <w:top w:val="single" w:color="BBBBBB" w:sz="1"/>
               <w:left w:val="single" w:color="BBBBBB" w:sz="1"/>
@@ -5634,7 +5756,7 @@
         </w:tc>
         <w:tc>
           <w:tcPr>
-            <w:tcW w:type="dxa" w:w="5201"/>
+            <w:tcW w:type="dxa" w:w="4927"/>
             <w:tcBorders>
               <w:top w:val="single" w:color="BBBBBB" w:sz="1"/>
               <w:left w:val="single" w:color="BBBBBB" w:sz="1"/>
@@ -5661,7 +5783,78 @@
         </w:trPr>
         <w:tc>
           <w:tcPr>
-            <w:tcW w:type="dxa" w:w="2253"/>
+            <w:tcW w:type="dxa" w:w="2627"/>
+            <w:tcBorders>
+              <w:top w:val="single" w:color="BBBBBB" w:sz="1"/>
+              <w:left w:val="single" w:color="BBBBBB" w:sz="1"/>
+              <w:bottom w:val="single" w:color="BBBBBB" w:sz="1"/>
+              <w:right w:val="single" w:color="BBBBBB" w:sz="1"/>
+            </w:tcBorders>
+            <w:tcMar>
+              <w:top w:type="dxa" w:w="60"/>
+              <w:left w:type="dxa" w:w="100"/>
+              <w:bottom w:type="dxa" w:w="60"/>
+              <w:right w:type="dxa" w:w="100"/>
+            </w:tcMar>
+          </w:tcPr>
+          <w:p>
+            <w:r>
+              <w:t xml:space="preserve">`node:sqlite` 为 experimental API</w:t>
+            </w:r>
+          </w:p>
+        </w:tc>
+        <w:tc>
+          <w:tcPr>
+            <w:tcW w:type="dxa" w:w="1806"/>
+            <w:tcBorders>
+              <w:top w:val="single" w:color="BBBBBB" w:sz="1"/>
+              <w:left w:val="single" w:color="BBBBBB" w:sz="1"/>
+              <w:bottom w:val="single" w:color="BBBBBB" w:sz="1"/>
+              <w:right w:val="single" w:color="BBBBBB" w:sz="1"/>
+            </w:tcBorders>
+            <w:tcMar>
+              <w:top w:type="dxa" w:w="60"/>
+              <w:left w:type="dxa" w:w="100"/>
+              <w:bottom w:type="dxa" w:w="60"/>
+              <w:right w:type="dxa" w:w="100"/>
+            </w:tcMar>
+          </w:tcPr>
+          <w:p>
+            <w:r>
+              <w:t xml:space="preserve">Node 升级可能破坏</w:t>
+            </w:r>
+          </w:p>
+        </w:tc>
+        <w:tc>
+          <w:tcPr>
+            <w:tcW w:type="dxa" w:w="4927"/>
+            <w:tcBorders>
+              <w:top w:val="single" w:color="BBBBBB" w:sz="1"/>
+              <w:left w:val="single" w:color="BBBBBB" w:sz="1"/>
+              <w:bottom w:val="single" w:color="BBBBBB" w:sz="1"/>
+              <w:right w:val="single" w:color="BBBBBB" w:sz="1"/>
+            </w:tcBorders>
+            <w:tcMar>
+              <w:top w:type="dxa" w:w="60"/>
+              <w:left w:type="dxa" w:w="100"/>
+              <w:bottom w:type="dxa" w:w="60"/>
+              <w:right w:type="dxa" w:w="100"/>
+            </w:tcMar>
+          </w:tcPr>
+          <w:p>
+            <w:r>
+              <w:t xml:space="preserve">锁 Node 大版本；升级前跑附录 B 验收；数据层已隔离在少数几处调用，替换为 better-sqlite3 成本可控</w:t>
+            </w:r>
+          </w:p>
+        </w:tc>
+      </w:tr>
+      <w:tr>
+        <w:trPr>
+          <w:tblHeader w:val="false"/>
+        </w:trPr>
+        <w:tc>
+          <w:tcPr>
+            <w:tcW w:type="dxa" w:w="2627"/>
             <w:tcBorders>
               <w:top w:val="single" w:color="BBBBBB" w:sz="1"/>
               <w:left w:val="single" w:color="BBBBBB" w:sz="1"/>
@@ -5683,7 +5876,7 @@
         </w:tc>
         <w:tc>
           <w:tcPr>
-            <w:tcW w:type="dxa" w:w="1906"/>
+            <w:tcW w:type="dxa" w:w="1806"/>
             <w:tcBorders>
               <w:top w:val="single" w:color="BBBBBB" w:sz="1"/>
               <w:left w:val="single" w:color="BBBBBB" w:sz="1"/>
@@ -5705,7 +5898,7 @@
         </w:tc>
         <w:tc>
           <w:tcPr>
-            <w:tcW w:type="dxa" w:w="5201"/>
+            <w:tcW w:type="dxa" w:w="4927"/>
             <w:tcBorders>
               <w:top w:val="single" w:color="BBBBBB" w:sz="1"/>
               <w:left w:val="single" w:color="BBBBBB" w:sz="1"/>
@@ -7260,7 +7453,17 @@
         </w:numPr>
       </w:pPr>
       <w:r>
-        <w:t xml:space="preserve">目录 `/home/ubuntu/elevator-api/`，`npm i express better-sqlite3 ws`</w:t>
+        <w:t xml:space="preserve">目录 `/home/ubuntu/elevator-api/`，`scp server/server.js` 即可（</w:t>
+      </w:r>
+      <w:r>
+        <w:rPr>
+          <w:b/>
+          <w:bCs/>
+        </w:rPr>
+        <w:t xml:space="preserve">无 npm 依赖</w:t>
+      </w:r>
+      <w:r>
+        <w:t xml:space="preserve">）</w:t>
       </w:r>
     </w:p>
     <w:p>

--- a/docs/电梯数字孪生-后台服务规划-v1.0-20260724.docx
+++ b/docs/电梯数字孪生-后台服务规划-v1.0-20260724.docx
@@ -1127,7 +1127,17 @@
           </w:tcPr>
           <w:p>
             <w:r>
-              <w:t xml:space="preserve">3001、3100、3300、3400、3500、3721、5555、8080、443、22</w:t>
+              <w:t xml:space="preserve">3001、3100、3300、3400、3500、</w:t>
+            </w:r>
+            <w:r>
+              <w:rPr>
+                <w:b/>
+                <w:bCs/>
+              </w:rPr>
+              <w:t xml:space="preserve">3600</w:t>
+            </w:r>
+            <w:r>
+              <w:t xml:space="preserve">、3721、5555、8080、443、22</w:t>
             </w:r>
           </w:p>
         </w:tc>
@@ -1184,10 +1194,76 @@
                 <w:b/>
                 <w:bCs/>
               </w:rPr>
-              <w:t xml:space="preserve">3600</w:t>
-            </w:r>
-            <w:r>
-              <w:t xml:space="preserve">（本规划选定）</w:t>
+              <w:t xml:space="preserve">3610</w:t>
+            </w:r>
+            <w:r>
+              <w:t xml:space="preserve">（本规划选定，2026-07-31 部署实测）</w:t>
+            </w:r>
+          </w:p>
+        </w:tc>
+      </w:tr>
+      <w:tr>
+        <w:trPr>
+          <w:tblHeader w:val="false"/>
+        </w:trPr>
+        <w:tc>
+          <w:tcPr>
+            <w:tcW w:type="dxa" w:w="977"/>
+            <w:tcBorders>
+              <w:top w:val="single" w:color="BBBBBB" w:sz="1"/>
+              <w:left w:val="single" w:color="BBBBBB" w:sz="1"/>
+              <w:bottom w:val="single" w:color="BBBBBB" w:sz="1"/>
+              <w:right w:val="single" w:color="BBBBBB" w:sz="1"/>
+            </w:tcBorders>
+            <w:tcMar>
+              <w:top w:type="dxa" w:w="60"/>
+              <w:left w:type="dxa" w:w="100"/>
+              <w:bottom w:type="dxa" w:w="60"/>
+              <w:right w:type="dxa" w:w="100"/>
+            </w:tcMar>
+          </w:tcPr>
+          <w:p>
+            <w:r>
+              <w:t xml:space="preserve">⚠ 端口勘误</w:t>
+            </w:r>
+          </w:p>
+        </w:tc>
+        <w:tc>
+          <w:tcPr>
+            <w:tcW w:type="dxa" w:w="8383"/>
+            <w:tcBorders>
+              <w:top w:val="single" w:color="BBBBBB" w:sz="1"/>
+              <w:left w:val="single" w:color="BBBBBB" w:sz="1"/>
+              <w:bottom w:val="single" w:color="BBBBBB" w:sz="1"/>
+              <w:right w:val="single" w:color="BBBBBB" w:sz="1"/>
+            </w:tcBorders>
+            <w:tcMar>
+              <w:top w:type="dxa" w:w="60"/>
+              <w:left w:type="dxa" w:w="100"/>
+              <w:bottom w:type="dxa" w:w="60"/>
+              <w:right w:type="dxa" w:w="100"/>
+            </w:tcMar>
+          </w:tcPr>
+          <w:p>
+            <w:r>
+              <w:t xml:space="preserve">初稿曾定 3600，实为 </w:t>
+            </w:r>
+            <w:r>
+              <w:rPr>
+                <w:b/>
+                <w:bCs/>
+              </w:rPr>
+              <w:t xml:space="preserve">airport-twin 后台</w:t>
+            </w:r>
+            <w:r>
+              <w:t xml:space="preserve">占用（`/airport-twin/api/` 反代目标）。首次扫描因 `head` 截断漏看，后经"nginx 全量 proxy_pass 目标 + 实际监听"双重排查纠正。</w:t>
+            </w:r>
+            <w:r>
+              <w:rPr>
+                <w:b/>
+                <w:bCs/>
+              </w:rPr>
+              <w:t xml:space="preserve">教训：端口占用必须查 nginx 引用，不能只看当前监听——进程停着时端口仍是被预留的</w:t>
             </w:r>
           </w:p>
         </w:tc>
@@ -7440,7 +7516,7 @@
         <w:pStyle w:val="Heading2"/>
       </w:pPr>
       <w:r>
-        <w:t xml:space="preserve">附录 B 部署清单（实测命令模板）</w:t>
+        <w:t xml:space="preserve">附录 B 部署清单（2026-07-31 已按此实际执行）</w:t>
       </w:r>
     </w:p>
     <w:p/>
@@ -7475,7 +7551,7 @@
         </w:numPr>
       </w:pPr>
       <w:r>
-        <w:t xml:space="preserve">PM2 启动：`pm2 start server.js --name elevator-api` 后 `pm2 save`</w:t>
+        <w:t xml:space="preserve">PM2：`ELV_PORT=3610 pm2 start server.js --name elevator-api --update-env` → `pm2 save`（抗重启）</w:t>
       </w:r>
     </w:p>
     <w:p>
@@ -7487,7 +7563,7 @@
         </w:numPr>
       </w:pPr>
       <w:r>
-        <w:t xml:space="preserve">nginx：备份 `battleai` 配置 → 新增 `location /elevator-api/ { proxy_pass http://127.0.0.1:3600/; }`（含 WS 需 `proxy_set_header Upgrade`）→ `sudo nginx -t` → `reload`</w:t>
+        <w:t xml:space="preserve">nginx：备份 `battleai` → 在 `/elevator-twin/` 块后新增 `location /elevator-api/ { proxy_pass http://127.0.0.1:3610/; }` + Host/X-Forwarded-For 头 → `nginx -t` → `systemctl reload nginx`</w:t>
       </w:r>
     </w:p>
     <w:p>
@@ -7499,7 +7575,17 @@
         </w:numPr>
       </w:pPr>
       <w:r>
-        <w:t xml:space="preserve">验证：`curl https://opcstudio.cc/elevator-api/health` 返回 200 且 ver 与部署一致</w:t>
+        <w:t xml:space="preserve">验证：`curl https://opcstudio.cc/elevator-api/health` 200；</w:t>
+      </w:r>
+      <w:r>
+        <w:rPr>
+          <w:b/>
+          <w:bCs/>
+        </w:rPr>
+        <w:t xml:space="preserve">并逐一回归全站其余 location</w:t>
+      </w:r>
+      <w:r>
+        <w:t xml:space="preserve">（本次实测 11 个路径全部正常）</w:t>
       </w:r>
     </w:p>
     <w:p>
@@ -7512,6 +7598,42 @@
       </w:pPr>
       <w:r>
         <w:t xml:space="preserve">回滚：`pm2 stop elevator-api` + 恢复 nginx 备份 —— 前端应仍完全可用（P-1 回归项）</w:t>
+      </w:r>
+    </w:p>
+    <w:p/>
+    <w:p>
+      <w:r>
+        <w:rPr>
+          <w:b/>
+          <w:bCs/>
+        </w:rPr>
+        <w:t xml:space="preserve">踩坑记录（供 PR-BE-6 WebSocket 阶段参考）</w:t>
+      </w:r>
+      <w:r>
+        <w:t xml:space="preserve">：本机 nginx </w:t>
+      </w:r>
+      <w:r>
+        <w:rPr>
+          <w:b/>
+          <w:bCs/>
+        </w:rPr>
+        <w:t xml:space="preserve">未定义 `$connection_upgrade` 变量</w:t>
+      </w:r>
+      <w:r>
+        <w:t xml:space="preserve">（缺 http 块的 `map` 指令），首次插入含该变量的配置直接 `nginx -t` 失败。已按站内既有范式改为 REST 与 WS 分设 location（参照 `/airport-twin/api/` 与 `/airport-twin/feed`）。将来做遥测桥时，要么在 http 块补 `map $http_upgrade $connection_upgrade {...}`，要么照 airport-twin 用字面量 `proxy_set_header Connection "upgrade";`。</w:t>
+      </w:r>
+    </w:p>
+    <w:p/>
+    <w:p>
+      <w:r>
+        <w:rPr>
+          <w:b/>
+          <w:bCs/>
+        </w:rPr>
+        <w:t xml:space="preserve">部署脚本务必自带校验与回滚</w:t>
+      </w:r>
+      <w:r>
+        <w:t xml:space="preserve">：本次正因"改完先 `nginx -t`，失败自动 `cp` 回备份"，配置错误未造成任何停机。</w:t>
       </w:r>
     </w:p>
     <w:p/>
